--- a/guess-what/unit-0-welcome/worksheets/worksheet-B.docx
+++ b/guess-what/unit-0-welcome/worksheets/worksheet-B.docx
@@ -888,7 +888,7 @@
                 <w:i w:val="0"/>
                 <w:sz w:val="22"/>
               </w:rPr>
-              <w:t>I've got a dog and a rabbit. I like football and swimming. Have you got an email penpal? Please write to me! Max</w:t>
+              <w:t>I have a dog and a rabbit. I like soccer and swimming. Do you have an email penpal? Please write to me! Max</w:t>
             </w:r>
           </w:p>
         </w:tc>
